--- a/V2/Day 1/00_DAY_1_ORDER.docx
+++ b/V2/Day 1/00_DAY_1_ORDER.docx
@@ -10,6 +10,351 @@
         <w:t>Day 1 - individual component exercises</w:t>
       </w:r>
     </w:p>
+    <w:p>
+      <w:pPr>
+        <w:pStyle w:val="Heading1"/>
+      </w:pPr>
+      <w:r>
+        <w:t>Confirmed delivery window - 09:45-17:30</w:t>
+      </w:r>
+    </w:p>
+    <w:p>
+      <w:r>
+        <w:t>The opening includes a 15-minute guided portal walkthrough before individual practice. SQL and Blob include short paired cost decisions: state the workload assumption, cost driver, safe recommendation and risk. Day 2 has a mandatory deeper Cost Management lab. Use existing assigned resources; optional creation guides are not required.</w:t>
+      </w:r>
+    </w:p>
+    <w:tbl>
+      <w:tblPr>
+        <w:tblStyle w:val="LightShading-Accent1"/>
+        <w:tblW w:type="auto" w:w="0"/>
+        <w:tblLook w:firstColumn="1" w:firstRow="1" w:lastColumn="0" w:lastRow="0" w:noHBand="0" w:noVBand="1" w:val="04A0"/>
+      </w:tblPr>
+      <w:tblGrid>
+        <w:gridCol w:w="3298"/>
+        <w:gridCol w:w="3298"/>
+        <w:gridCol w:w="3298"/>
+      </w:tblGrid>
+      <w:tr>
+        <w:tc>
+          <w:tcPr>
+            <w:tcW w:type="dxa" w:w="3298"/>
+          </w:tcPr>
+          <w:p>
+            <w:r>
+              <w:t>Start</w:t>
+            </w:r>
+          </w:p>
+        </w:tc>
+        <w:tc>
+          <w:tcPr>
+            <w:tcW w:type="dxa" w:w="3298"/>
+          </w:tcPr>
+          <w:p>
+            <w:r>
+              <w:t>Finish</w:t>
+            </w:r>
+          </w:p>
+        </w:tc>
+        <w:tc>
+          <w:tcPr>
+            <w:tcW w:type="dxa" w:w="3298"/>
+          </w:tcPr>
+          <w:p>
+            <w:r>
+              <w:t>Block</w:t>
+            </w:r>
+          </w:p>
+        </w:tc>
+      </w:tr>
+      <w:tr>
+        <w:tc>
+          <w:tcPr>
+            <w:tcW w:type="dxa" w:w="3298"/>
+          </w:tcPr>
+          <w:p>
+            <w:r>
+              <w:t>09:45</w:t>
+            </w:r>
+          </w:p>
+        </w:tc>
+        <w:tc>
+          <w:tcPr>
+            <w:tcW w:type="dxa" w:w="3298"/>
+          </w:tcPr>
+          <w:p>
+            <w:r>
+              <w:t>11:05</w:t>
+            </w:r>
+          </w:p>
+        </w:tc>
+        <w:tc>
+          <w:tcPr>
+            <w:tcW w:type="dxa" w:w="3298"/>
+          </w:tcPr>
+          <w:p>
+            <w:r>
+              <w:t>Welcome, introductions, foundations and orientation</w:t>
+            </w:r>
+          </w:p>
+        </w:tc>
+      </w:tr>
+      <w:tr>
+        <w:tc>
+          <w:tcPr>
+            <w:tcW w:type="dxa" w:w="3298"/>
+          </w:tcPr>
+          <w:p>
+            <w:r>
+              <w:t>11:05</w:t>
+            </w:r>
+          </w:p>
+        </w:tc>
+        <w:tc>
+          <w:tcPr>
+            <w:tcW w:type="dxa" w:w="3298"/>
+          </w:tcPr>
+          <w:p>
+            <w:r>
+              <w:t>12:20</w:t>
+            </w:r>
+          </w:p>
+        </w:tc>
+        <w:tc>
+          <w:tcPr>
+            <w:tcW w:type="dxa" w:w="3298"/>
+          </w:tcPr>
+          <w:p>
+            <w:r>
+              <w:t>SQL including cost decision</w:t>
+            </w:r>
+          </w:p>
+        </w:tc>
+      </w:tr>
+      <w:tr>
+        <w:tc>
+          <w:tcPr>
+            <w:tcW w:type="dxa" w:w="3298"/>
+          </w:tcPr>
+          <w:p>
+            <w:r>
+              <w:t>12:20</w:t>
+            </w:r>
+          </w:p>
+        </w:tc>
+        <w:tc>
+          <w:tcPr>
+            <w:tcW w:type="dxa" w:w="3298"/>
+          </w:tcPr>
+          <w:p>
+            <w:r>
+              <w:t>12:35</w:t>
+            </w:r>
+          </w:p>
+        </w:tc>
+        <w:tc>
+          <w:tcPr>
+            <w:tcW w:type="dxa" w:w="3298"/>
+          </w:tcPr>
+          <w:p>
+            <w:r>
+              <w:t>Break</w:t>
+            </w:r>
+          </w:p>
+        </w:tc>
+      </w:tr>
+      <w:tr>
+        <w:tc>
+          <w:tcPr>
+            <w:tcW w:type="dxa" w:w="3298"/>
+          </w:tcPr>
+          <w:p>
+            <w:r>
+              <w:t>12:35</w:t>
+            </w:r>
+          </w:p>
+        </w:tc>
+        <w:tc>
+          <w:tcPr>
+            <w:tcW w:type="dxa" w:w="3298"/>
+          </w:tcPr>
+          <w:p>
+            <w:r>
+              <w:t>13:40</w:t>
+            </w:r>
+          </w:p>
+        </w:tc>
+        <w:tc>
+          <w:tcPr>
+            <w:tcW w:type="dxa" w:w="3298"/>
+          </w:tcPr>
+          <w:p>
+            <w:r>
+              <w:t>Blob including cost decision</w:t>
+            </w:r>
+          </w:p>
+        </w:tc>
+      </w:tr>
+      <w:tr>
+        <w:tc>
+          <w:tcPr>
+            <w:tcW w:type="dxa" w:w="3298"/>
+          </w:tcPr>
+          <w:p>
+            <w:r>
+              <w:t>13:40</w:t>
+            </w:r>
+          </w:p>
+        </w:tc>
+        <w:tc>
+          <w:tcPr>
+            <w:tcW w:type="dxa" w:w="3298"/>
+          </w:tcPr>
+          <w:p>
+            <w:r>
+              <w:t>14:25</w:t>
+            </w:r>
+          </w:p>
+        </w:tc>
+        <w:tc>
+          <w:tcPr>
+            <w:tcW w:type="dxa" w:w="3298"/>
+          </w:tcPr>
+          <w:p>
+            <w:r>
+              <w:t>Lunch</w:t>
+            </w:r>
+          </w:p>
+        </w:tc>
+      </w:tr>
+      <w:tr>
+        <w:tc>
+          <w:tcPr>
+            <w:tcW w:type="dxa" w:w="3298"/>
+          </w:tcPr>
+          <w:p>
+            <w:r>
+              <w:t>14:25</w:t>
+            </w:r>
+          </w:p>
+        </w:tc>
+        <w:tc>
+          <w:tcPr>
+            <w:tcW w:type="dxa" w:w="3298"/>
+          </w:tcPr>
+          <w:p>
+            <w:r>
+              <w:t>15:40</w:t>
+            </w:r>
+          </w:p>
+        </w:tc>
+        <w:tc>
+          <w:tcPr>
+            <w:tcW w:type="dxa" w:w="3298"/>
+          </w:tcPr>
+          <w:p>
+            <w:r>
+              <w:t>Function</w:t>
+            </w:r>
+          </w:p>
+        </w:tc>
+      </w:tr>
+      <w:tr>
+        <w:tc>
+          <w:tcPr>
+            <w:tcW w:type="dxa" w:w="3298"/>
+          </w:tcPr>
+          <w:p>
+            <w:r>
+              <w:t>15:40</w:t>
+            </w:r>
+          </w:p>
+        </w:tc>
+        <w:tc>
+          <w:tcPr>
+            <w:tcW w:type="dxa" w:w="3298"/>
+          </w:tcPr>
+          <w:p>
+            <w:r>
+              <w:t>15:55</w:t>
+            </w:r>
+          </w:p>
+        </w:tc>
+        <w:tc>
+          <w:tcPr>
+            <w:tcW w:type="dxa" w:w="3298"/>
+          </w:tcPr>
+          <w:p>
+            <w:r>
+              <w:t>Break</w:t>
+            </w:r>
+          </w:p>
+        </w:tc>
+      </w:tr>
+      <w:tr>
+        <w:tc>
+          <w:tcPr>
+            <w:tcW w:type="dxa" w:w="3298"/>
+          </w:tcPr>
+          <w:p>
+            <w:r>
+              <w:t>15:55</w:t>
+            </w:r>
+          </w:p>
+        </w:tc>
+        <w:tc>
+          <w:tcPr>
+            <w:tcW w:type="dxa" w:w="3298"/>
+          </w:tcPr>
+          <w:p>
+            <w:r>
+              <w:t>16:50</w:t>
+            </w:r>
+          </w:p>
+        </w:tc>
+        <w:tc>
+          <w:tcPr>
+            <w:tcW w:type="dxa" w:w="3298"/>
+          </w:tcPr>
+          <w:p>
+            <w:r>
+              <w:t>Logs/KQL</w:t>
+            </w:r>
+          </w:p>
+        </w:tc>
+      </w:tr>
+      <w:tr>
+        <w:tc>
+          <w:tcPr>
+            <w:tcW w:type="dxa" w:w="3298"/>
+          </w:tcPr>
+          <w:p>
+            <w:r>
+              <w:t>16:50</w:t>
+            </w:r>
+          </w:p>
+        </w:tc>
+        <w:tc>
+          <w:tcPr>
+            <w:tcW w:type="dxa" w:w="3298"/>
+          </w:tcPr>
+          <w:p>
+            <w:r>
+              <w:t>17:30</w:t>
+            </w:r>
+          </w:p>
+        </w:tc>
+        <w:tc>
+          <w:tcPr>
+            <w:tcW w:type="dxa" w:w="3298"/>
+          </w:tcPr>
+          <w:p>
+            <w:r>
+              <w:t>Troubleshooting, knowledge check, cost recap and cleanup</w:t>
+            </w:r>
+          </w:p>
+        </w:tc>
+      </w:tr>
+    </w:tbl>
     <w:p>
       <w:pPr>
         <w:pStyle w:val="Heading1"/>

--- a/V2/Day 1/00_DAY_1_ORDER.docx
+++ b/V2/Day 1/00_DAY_1_ORDER.docx
@@ -8,6 +8,11 @@
       </w:pPr>
       <w:r>
         <w:t>Day 1 - individual component exercises</w:t>
+      </w:r>
+    </w:p>
+    <w:p>
+      <w:r>
+        <w:t>09:45-10:00 setup verification: confirm route, assigned access, files and previously installed tools; no classroom installs. This is inside the existing opening block. See 02_Pre_Course_Setup_And_Prerequisites_Guide.docx in the attendee-pack root.</w:t>
       </w:r>
     </w:p>
     <w:p>
@@ -566,12 +571,17 @@
     </w:p>
     <w:p>
       <w:r>
+        <w:t>Today's 28 October rehearsal verified SQL read-only rows in both clients, Blob transfer/content checks plus the VS Code-to-portal SHA256 match, local/cloud Function responses, cloud keyless 401 and the exact three-row KQL comparison. The other Blob direction had content checks, not its own original/download hash comparison in this interactive run. SQL UI writes and attendee-equivalent access remain unverified. Shared-app publishing and the optional website were not run.</w:t>
+      </w:r>
+    </w:p>
+    <w:p>
+      <w:r>
         <w:t>Stop your own local Function with Ctrl+C. Close Azurite only if you started it and no other work needs it. Disconnect the SQL client and sign out on shared machines. Local shutdown does not stop cloud billing. Do not delete shared resources or restore network/role changes without owner approval; temporary permission cleanup requires checking dependencies and verifying the narrower approved access first.</w:t>
       </w:r>
     </w:p>
     <w:p>
       <w:r>
-        <w:t>Day 1 is ready for sign-off only when required checks have evidence or approved exceptions. Record your own results, review access cleanup with the owner, and leave the optional UI Not run if not assigned. Continue to Day 2 after your instructor reviews the checkpoints.</w:t>
+        <w:t>Day 1 is ready for sign-off only when required checks have evidence or explicit approved exceptions. For this rehearsal, retain the outstanding owner review of the broader Blob role and remaining evidence limits. The optional UI can remain Not run. Continue to the supplied Day 2 order only after the instructor reviews Day 1.</w:t>
       </w:r>
     </w:p>
     <w:sectPr>
